--- a/manuscript/journal_submission/marine_environmental_research/rendered/mer_title_page_v2.docx
+++ b/manuscript/journal_submission/marine_environmental_research/rendered/mer_title_page_v2.docx
@@ -62,7 +62,7 @@
         <w:t xml:space="preserve"> </w:t>
       </w:r>
       <w:r>
-        <w:t xml:space="preserve">Jacob T. Dingwall^a,*^</w:t>
+        <w:t xml:space="preserve">Jacob T. Dingwall (affiliation 1; corresponding author)</w:t>
       </w:r>
     </w:p>
     <w:p>
@@ -70,7 +70,17 @@
         <w:pStyle w:val="BodyText"/>
       </w:pPr>
       <w:r>
-        <w:t xml:space="preserve">^a^ University of Victoria, [AUTHOR TO SUPPLY: full postal address], Canada</w:t>
+        <w:rPr>
+          <w:b/>
+          <w:bCs/>
+        </w:rPr>
+        <w:t xml:space="preserve">Affiliation 1:</w:t>
+      </w:r>
+      <w:r>
+        <w:t xml:space="preserve"> </w:t>
+      </w:r>
+      <w:r>
+        <w:t xml:space="preserve">University of Victoria, [AUTHOR TO SUPPLY: full postal address], Canada</w:t>
       </w:r>
     </w:p>
     <w:p>
@@ -78,7 +88,17 @@
         <w:pStyle w:val="BodyText"/>
       </w:pPr>
       <w:r>
-        <w:t xml:space="preserve">^*^ Corresponding author: Jacob T. Dingwall, University of Victoria;</w:t>
+        <w:rPr>
+          <w:b/>
+          <w:bCs/>
+        </w:rPr>
+        <w:t xml:space="preserve">Corresponding author:</w:t>
+      </w:r>
+      <w:r>
+        <w:t xml:space="preserve"> </w:t>
+      </w:r>
+      <w:r>
+        <w:t xml:space="preserve">Jacob T. Dingwall, University of Victoria;</w:t>
       </w:r>
       <w:r>
         <w:t xml:space="preserve"> </w:t>
@@ -157,7 +177,7 @@
         <w:t xml:space="preserve"> </w:t>
       </w:r>
       <w:r>
-        <w:t xml:space="preserve">Abstract: 245 words. Main text (Introduction through Conclusions): 5,006 words.</w:t>
+        <w:t xml:space="preserve">Abstract: 248 words. Main text (Introduction through Conclusions): 5,058 words.</w:t>
       </w:r>
     </w:p>
     <w:p>
@@ -175,7 +195,7 @@
         <w:t xml:space="preserve"> </w:t>
       </w:r>
       <w:r>
-        <w:t xml:space="preserve">5 main figures; 3 main tables; 4 supplementary figures; 10 supplementary tables.</w:t>
+        <w:t xml:space="preserve">5 main figures; 3 main tables; 5 supplementary figures; 11 supplementary tables.</w:t>
       </w:r>
     </w:p>
     <w:bookmarkEnd w:id="22"/>

--- a/manuscript/journal_submission/marine_environmental_research/rendered/mer_title_page_v2.docx
+++ b/manuscript/journal_submission/marine_environmental_research/rendered/mer_title_page_v2.docx
@@ -177,7 +177,7 @@
         <w:t xml:space="preserve"> </w:t>
       </w:r>
       <w:r>
-        <w:t xml:space="preserve">Abstract: 248 words. Main text (Introduction through Conclusions): 5,058 words.</w:t>
+        <w:t xml:space="preserve">Abstract: 250 words. Main text (Introduction through Conclusions): 5,046 words.</w:t>
       </w:r>
     </w:p>
     <w:p>
